--- a/My 7th Semester/FYP/Builder Log Book.docx
+++ b/My 7th Semester/FYP/Builder Log Book.docx
@@ -647,9 +647,35 @@
           <w:sz w:val="40"/>
           <w:szCs w:val="40"/>
         </w:rPr>
-        <w:t>Engr. Adnan-</w:t>
+        <w:t>Engr.</w:t>
       </w:r>
-      <w:proofErr w:type="spellStart"/>
+      <w:r>
+        <w:rPr>
+          <w:b/>
+          <w:bCs/>
+          <w:sz w:val="40"/>
+          <w:szCs w:val="40"/>
+        </w:rPr>
+        <w:t xml:space="preserve"> M.</w:t>
+      </w:r>
+      <w:r>
+        <w:rPr>
+          <w:b/>
+          <w:bCs/>
+          <w:sz w:val="40"/>
+          <w:szCs w:val="40"/>
+        </w:rPr>
+        <w:t xml:space="preserve"> Adnan</w:t>
+      </w:r>
+      <w:r>
+        <w:rPr>
+          <w:b/>
+          <w:bCs/>
+          <w:sz w:val="40"/>
+          <w:szCs w:val="40"/>
+        </w:rPr>
+        <w:t xml:space="preserve"> </w:t>
+      </w:r>
       <w:r>
         <w:rPr>
           <w:b/>
@@ -659,7 +685,6 @@
         </w:rPr>
         <w:t>ur</w:t>
       </w:r>
-      <w:proofErr w:type="spellEnd"/>
       <w:r>
         <w:rPr>
           <w:b/>
@@ -667,7 +692,34 @@
           <w:sz w:val="40"/>
           <w:szCs w:val="40"/>
         </w:rPr>
-        <w:t>-Rahman</w:t>
+        <w:t xml:space="preserve"> </w:t>
+      </w:r>
+      <w:r>
+        <w:rPr>
+          <w:b/>
+          <w:bCs/>
+          <w:sz w:val="40"/>
+          <w:szCs w:val="40"/>
+        </w:rPr>
+        <w:t>R</w:t>
+      </w:r>
+      <w:r>
+        <w:rPr>
+          <w:b/>
+          <w:bCs/>
+          <w:sz w:val="40"/>
+          <w:szCs w:val="40"/>
+        </w:rPr>
+        <w:t>e</w:t>
+      </w:r>
+      <w:r>
+        <w:rPr>
+          <w:b/>
+          <w:bCs/>
+          <w:sz w:val="40"/>
+          <w:szCs w:val="40"/>
+        </w:rPr>
+        <w:t>hman</w:t>
       </w:r>
     </w:p>
     <w:p>
@@ -827,20 +879,20 @@
                 </w:rPr>
                 <w:id w:val="594293716"/>
                 <w14:checkbox>
-                  <w14:checked w14:val="0"/>
-                  <w14:checkedState w14:val="2612" w14:font="MS Gothic"/>
-                  <w14:uncheckedState w14:val="2610" w14:font="MS Gothic"/>
-                </w14:checkbox>
-              </w:sdtPr>
-              <w:sdtContent>
-                <w:r>
-                  <w:rPr>
-                    <w:rFonts w:ascii="Segoe UI Symbol" w:eastAsia="MS Gothic" w:hAnsi="Segoe UI Symbol" w:cs="Segoe UI Symbol"/>
+                  <w14:checked w14:val="1"/>
+                  <w14:checkedState w14:val="2612" w14:font="MS Gothic"/>
+                  <w14:uncheckedState w14:val="2610" w14:font="MS Gothic"/>
+                </w14:checkbox>
+              </w:sdtPr>
+              <w:sdtContent>
+                <w:r>
+                  <w:rPr>
+                    <w:rFonts w:ascii="MS Gothic" w:eastAsia="MS Gothic" w:hAnsi="MS Gothic" w:cs="Times New Roman" w:hint="eastAsia"/>
                     <w:color w:val="000000"/>
                     <w:sz w:val="24"/>
                     <w:szCs w:val="24"/>
                   </w:rPr>
-                  <w:t>☐</w:t>
+                  <w:t>☒</w:t>
                 </w:r>
               </w:sdtContent>
             </w:sdt>
@@ -2077,15 +2129,7 @@
               <w:pStyle w:val="NoSpacing"/>
             </w:pPr>
             <w:r>
-              <w:t xml:space="preserve">Conducted </w:t>
-            </w:r>
-            <w:proofErr w:type="gramStart"/>
-            <w:r>
-              <w:t>initial</w:t>
-            </w:r>
-            <w:proofErr w:type="gramEnd"/>
-            <w:r>
-              <w:t xml:space="preserve"> meeting to discuss the idea of Builder Management System.</w:t>
+              <w:t>Conducted initial meeting to discuss the idea of Builder Management System.</w:t>
             </w:r>
           </w:p>
         </w:tc>
@@ -2623,7 +2667,6 @@
           <w:szCs w:val="32"/>
         </w:rPr>
       </w:pPr>
-      <w:proofErr w:type="gramStart"/>
       <w:r>
         <w:rPr>
           <w:rFonts w:ascii="Arial" w:hAnsi="Arial" w:cs="Arial"/>
@@ -2632,17 +2675,7 @@
           <w:szCs w:val="32"/>
         </w:rPr>
         <w:lastRenderedPageBreak/>
-        <w:t>LOG BOOK</w:t>
-      </w:r>
-      <w:proofErr w:type="gramEnd"/>
-      <w:r>
-        <w:rPr>
-          <w:rFonts w:ascii="Arial" w:hAnsi="Arial" w:cs="Arial"/>
-          <w:b/>
-          <w:sz w:val="32"/>
-          <w:szCs w:val="32"/>
-        </w:rPr>
-        <w:t xml:space="preserve"> ENTRY TEMPLATE</w:t>
+        <w:t>LOG BOOK ENTRY TEMPLATE</w:t>
       </w:r>
     </w:p>
     <w:tbl>
@@ -2704,20 +2737,20 @@
                 </w:rPr>
                 <w:id w:val="1183550706"/>
                 <w14:checkbox>
-                  <w14:checked w14:val="0"/>
-                  <w14:checkedState w14:val="2612" w14:font="MS Gothic"/>
-                  <w14:uncheckedState w14:val="2610" w14:font="MS Gothic"/>
-                </w14:checkbox>
-              </w:sdtPr>
-              <w:sdtContent>
-                <w:r>
-                  <w:rPr>
-                    <w:rFonts w:ascii="Segoe UI Symbol" w:eastAsia="MS Gothic" w:hAnsi="Segoe UI Symbol" w:cs="Segoe UI Symbol"/>
+                  <w14:checked w14:val="1"/>
+                  <w14:checkedState w14:val="2612" w14:font="MS Gothic"/>
+                  <w14:uncheckedState w14:val="2610" w14:font="MS Gothic"/>
+                </w14:checkbox>
+              </w:sdtPr>
+              <w:sdtContent>
+                <w:r>
+                  <w:rPr>
+                    <w:rFonts w:ascii="MS Gothic" w:eastAsia="MS Gothic" w:hAnsi="MS Gothic" w:cs="Times New Roman" w:hint="eastAsia"/>
                     <w:color w:val="000000"/>
                     <w:sz w:val="24"/>
                     <w:szCs w:val="24"/>
                   </w:rPr>
-                  <w:t>☐</w:t>
+                  <w:t>☒</w:t>
                 </w:r>
               </w:sdtContent>
             </w:sdt>
@@ -3954,15 +3987,7 @@
               <w:pStyle w:val="NoSpacing"/>
             </w:pPr>
             <w:r>
-              <w:t xml:space="preserve">Conducted literature review, summarized existing systems like </w:t>
-            </w:r>
-            <w:proofErr w:type="spellStart"/>
-            <w:r>
-              <w:t>BuildTools</w:t>
-            </w:r>
-            <w:proofErr w:type="spellEnd"/>
-            <w:r>
-              <w:t xml:space="preserve"> and</w:t>
+              <w:t>Conducted literature review, summarized existing systems like BuildTools and</w:t>
             </w:r>
           </w:p>
         </w:tc>
@@ -3983,13 +4008,8 @@
             <w:pPr>
               <w:pStyle w:val="NoSpacing"/>
             </w:pPr>
-            <w:proofErr w:type="spellStart"/>
-            <w:r>
-              <w:t>Buildertrend</w:t>
-            </w:r>
-            <w:proofErr w:type="spellEnd"/>
-            <w:r>
-              <w:t>, identified gaps in communication and transparency.</w:t>
+            <w:r>
+              <w:t>Buildertrend, identified gaps in communication and transparency.</w:t>
             </w:r>
           </w:p>
         </w:tc>
@@ -4491,7 +4511,6 @@
           <w:szCs w:val="32"/>
         </w:rPr>
       </w:pPr>
-      <w:proofErr w:type="gramStart"/>
       <w:r>
         <w:rPr>
           <w:rFonts w:ascii="Arial" w:hAnsi="Arial" w:cs="Arial"/>
@@ -4500,17 +4519,7 @@
           <w:szCs w:val="32"/>
         </w:rPr>
         <w:lastRenderedPageBreak/>
-        <w:t>LOG BOOK</w:t>
-      </w:r>
-      <w:proofErr w:type="gramEnd"/>
-      <w:r>
-        <w:rPr>
-          <w:rFonts w:ascii="Arial" w:hAnsi="Arial" w:cs="Arial"/>
-          <w:b/>
-          <w:sz w:val="32"/>
-          <w:szCs w:val="32"/>
-        </w:rPr>
-        <w:t xml:space="preserve"> ENTRY TEMPLATE</w:t>
+        <w:t>LOG BOOK ENTRY TEMPLATE</w:t>
       </w:r>
     </w:p>
     <w:tbl>
@@ -4572,20 +4581,20 @@
                 </w:rPr>
                 <w:id w:val="-985241187"/>
                 <w14:checkbox>
-                  <w14:checked w14:val="0"/>
-                  <w14:checkedState w14:val="2612" w14:font="MS Gothic"/>
-                  <w14:uncheckedState w14:val="2610" w14:font="MS Gothic"/>
-                </w14:checkbox>
-              </w:sdtPr>
-              <w:sdtContent>
-                <w:r>
-                  <w:rPr>
-                    <w:rFonts w:ascii="Segoe UI Symbol" w:eastAsia="MS Gothic" w:hAnsi="Segoe UI Symbol" w:cs="Segoe UI Symbol"/>
+                  <w14:checked w14:val="1"/>
+                  <w14:checkedState w14:val="2612" w14:font="MS Gothic"/>
+                  <w14:uncheckedState w14:val="2610" w14:font="MS Gothic"/>
+                </w14:checkbox>
+              </w:sdtPr>
+              <w:sdtContent>
+                <w:r>
+                  <w:rPr>
+                    <w:rFonts w:ascii="MS Gothic" w:eastAsia="MS Gothic" w:hAnsi="MS Gothic" w:cs="Times New Roman" w:hint="eastAsia"/>
                     <w:color w:val="000000"/>
                     <w:sz w:val="24"/>
                     <w:szCs w:val="24"/>
                   </w:rPr>
-                  <w:t>☐</w:t>
+                  <w:t>☒</w:t>
                 </w:r>
               </w:sdtContent>
             </w:sdt>
@@ -6185,13 +6194,8 @@
             <w:pPr>
               <w:pStyle w:val="NoSpacing"/>
             </w:pPr>
-            <w:proofErr w:type="gramStart"/>
-            <w:r>
-              <w:t>Complete</w:t>
-            </w:r>
-            <w:proofErr w:type="gramEnd"/>
-            <w:r>
-              <w:t xml:space="preserve"> revised proposal and start creating the initial design mockups.</w:t>
+            <w:r>
+              <w:t>Complete revised proposal and start creating the initial design mockups.</w:t>
             </w:r>
           </w:p>
         </w:tc>
@@ -6358,7 +6362,6 @@
           <w:szCs w:val="32"/>
         </w:rPr>
       </w:pPr>
-      <w:proofErr w:type="gramStart"/>
       <w:r>
         <w:rPr>
           <w:rFonts w:ascii="Arial" w:hAnsi="Arial" w:cs="Arial"/>
@@ -6367,17 +6370,7 @@
           <w:szCs w:val="32"/>
         </w:rPr>
         <w:lastRenderedPageBreak/>
-        <w:t>LOG BOOK</w:t>
-      </w:r>
-      <w:proofErr w:type="gramEnd"/>
-      <w:r>
-        <w:rPr>
-          <w:rFonts w:ascii="Arial" w:hAnsi="Arial" w:cs="Arial"/>
-          <w:b/>
-          <w:sz w:val="32"/>
-          <w:szCs w:val="32"/>
-        </w:rPr>
-        <w:t xml:space="preserve"> ENTRY TEMPLATE</w:t>
+        <w:t>LOG BOOK ENTRY TEMPLATE</w:t>
       </w:r>
     </w:p>
     <w:tbl>
@@ -6439,20 +6432,20 @@
                 </w:rPr>
                 <w:id w:val="391779917"/>
                 <w14:checkbox>
-                  <w14:checked w14:val="0"/>
-                  <w14:checkedState w14:val="2612" w14:font="MS Gothic"/>
-                  <w14:uncheckedState w14:val="2610" w14:font="MS Gothic"/>
-                </w14:checkbox>
-              </w:sdtPr>
-              <w:sdtContent>
-                <w:r>
-                  <w:rPr>
-                    <w:rFonts w:ascii="Segoe UI Symbol" w:eastAsia="MS Gothic" w:hAnsi="Segoe UI Symbol" w:cs="Segoe UI Symbol"/>
+                  <w14:checked w14:val="1"/>
+                  <w14:checkedState w14:val="2612" w14:font="MS Gothic"/>
+                  <w14:uncheckedState w14:val="2610" w14:font="MS Gothic"/>
+                </w14:checkbox>
+              </w:sdtPr>
+              <w:sdtContent>
+                <w:r>
+                  <w:rPr>
+                    <w:rFonts w:ascii="MS Gothic" w:eastAsia="MS Gothic" w:hAnsi="MS Gothic" w:cs="Times New Roman" w:hint="eastAsia"/>
                     <w:color w:val="000000"/>
                     <w:sz w:val="24"/>
                     <w:szCs w:val="24"/>
                   </w:rPr>
-                  <w:t>☐</w:t>
+                  <w:t>☒</w:t>
                 </w:r>
               </w:sdtContent>
             </w:sdt>
@@ -8210,7 +8203,6 @@
           <w:szCs w:val="32"/>
         </w:rPr>
       </w:pPr>
-      <w:proofErr w:type="gramStart"/>
       <w:r>
         <w:rPr>
           <w:rFonts w:ascii="Arial" w:hAnsi="Arial" w:cs="Arial"/>
@@ -8219,17 +8211,7 @@
           <w:szCs w:val="32"/>
         </w:rPr>
         <w:lastRenderedPageBreak/>
-        <w:t>LOG BOOK</w:t>
-      </w:r>
-      <w:proofErr w:type="gramEnd"/>
-      <w:r>
-        <w:rPr>
-          <w:rFonts w:ascii="Arial" w:hAnsi="Arial" w:cs="Arial"/>
-          <w:b/>
-          <w:sz w:val="32"/>
-          <w:szCs w:val="32"/>
-        </w:rPr>
-        <w:t xml:space="preserve"> ENTRY TEMPLATE</w:t>
+        <w:t>LOG BOOK ENTRY TEMPLATE</w:t>
       </w:r>
     </w:p>
     <w:tbl>
@@ -8291,20 +8273,20 @@
                 </w:rPr>
                 <w:id w:val="-1191296677"/>
                 <w14:checkbox>
-                  <w14:checked w14:val="0"/>
-                  <w14:checkedState w14:val="2612" w14:font="MS Gothic"/>
-                  <w14:uncheckedState w14:val="2610" w14:font="MS Gothic"/>
-                </w14:checkbox>
-              </w:sdtPr>
-              <w:sdtContent>
-                <w:r>
-                  <w:rPr>
-                    <w:rFonts w:ascii="Segoe UI Symbol" w:eastAsia="MS Gothic" w:hAnsi="Segoe UI Symbol" w:cs="Segoe UI Symbol"/>
+                  <w14:checked w14:val="1"/>
+                  <w14:checkedState w14:val="2612" w14:font="MS Gothic"/>
+                  <w14:uncheckedState w14:val="2610" w14:font="MS Gothic"/>
+                </w14:checkbox>
+              </w:sdtPr>
+              <w:sdtContent>
+                <w:r>
+                  <w:rPr>
+                    <w:rFonts w:ascii="MS Gothic" w:eastAsia="MS Gothic" w:hAnsi="MS Gothic" w:cs="Times New Roman" w:hint="eastAsia"/>
                     <w:color w:val="000000"/>
                     <w:sz w:val="24"/>
                     <w:szCs w:val="24"/>
                   </w:rPr>
-                  <w:t>☐</w:t>
+                  <w:t>☒</w:t>
                 </w:r>
               </w:sdtContent>
             </w:sdt>
@@ -10062,7 +10044,6 @@
           <w:szCs w:val="32"/>
         </w:rPr>
       </w:pPr>
-      <w:proofErr w:type="gramStart"/>
       <w:r>
         <w:rPr>
           <w:rFonts w:ascii="Arial" w:hAnsi="Arial" w:cs="Arial"/>
@@ -10071,17 +10052,7 @@
           <w:szCs w:val="32"/>
         </w:rPr>
         <w:lastRenderedPageBreak/>
-        <w:t>LOG BOOK</w:t>
-      </w:r>
-      <w:proofErr w:type="gramEnd"/>
-      <w:r>
-        <w:rPr>
-          <w:rFonts w:ascii="Arial" w:hAnsi="Arial" w:cs="Arial"/>
-          <w:b/>
-          <w:sz w:val="32"/>
-          <w:szCs w:val="32"/>
-        </w:rPr>
-        <w:t xml:space="preserve"> ENTRY TEMPLATE</w:t>
+        <w:t>LOG BOOK ENTRY TEMPLATE</w:t>
       </w:r>
     </w:p>
     <w:tbl>
@@ -10143,20 +10114,20 @@
                 </w:rPr>
                 <w:id w:val="-135271456"/>
                 <w14:checkbox>
-                  <w14:checked w14:val="0"/>
-                  <w14:checkedState w14:val="2612" w14:font="MS Gothic"/>
-                  <w14:uncheckedState w14:val="2610" w14:font="MS Gothic"/>
-                </w14:checkbox>
-              </w:sdtPr>
-              <w:sdtContent>
-                <w:r>
-                  <w:rPr>
-                    <w:rFonts w:ascii="Segoe UI Symbol" w:eastAsia="MS Gothic" w:hAnsi="Segoe UI Symbol" w:cs="Segoe UI Symbol"/>
+                  <w14:checked w14:val="1"/>
+                  <w14:checkedState w14:val="2612" w14:font="MS Gothic"/>
+                  <w14:uncheckedState w14:val="2610" w14:font="MS Gothic"/>
+                </w14:checkbox>
+              </w:sdtPr>
+              <w:sdtContent>
+                <w:r>
+                  <w:rPr>
+                    <w:rFonts w:ascii="MS Gothic" w:eastAsia="MS Gothic" w:hAnsi="MS Gothic" w:cs="Times New Roman" w:hint="eastAsia"/>
                     <w:color w:val="000000"/>
                     <w:sz w:val="24"/>
                     <w:szCs w:val="24"/>
                   </w:rPr>
-                  <w:t>☐</w:t>
+                  <w:t>☒</w:t>
                 </w:r>
               </w:sdtContent>
             </w:sdt>
@@ -11914,7 +11885,6 @@
           <w:szCs w:val="32"/>
         </w:rPr>
       </w:pPr>
-      <w:proofErr w:type="gramStart"/>
       <w:r>
         <w:rPr>
           <w:rFonts w:ascii="Arial" w:hAnsi="Arial" w:cs="Arial"/>
@@ -11923,17 +11893,7 @@
           <w:szCs w:val="32"/>
         </w:rPr>
         <w:lastRenderedPageBreak/>
-        <w:t>LOG BOOK</w:t>
-      </w:r>
-      <w:proofErr w:type="gramEnd"/>
-      <w:r>
-        <w:rPr>
-          <w:rFonts w:ascii="Arial" w:hAnsi="Arial" w:cs="Arial"/>
-          <w:b/>
-          <w:sz w:val="32"/>
-          <w:szCs w:val="32"/>
-        </w:rPr>
-        <w:t xml:space="preserve"> ENTRY TEMPLATE</w:t>
+        <w:t>LOG BOOK ENTRY TEMPLATE</w:t>
       </w:r>
     </w:p>
     <w:tbl>
@@ -11995,20 +11955,20 @@
                 </w:rPr>
                 <w:id w:val="-271790984"/>
                 <w14:checkbox>
-                  <w14:checked w14:val="0"/>
-                  <w14:checkedState w14:val="2612" w14:font="MS Gothic"/>
-                  <w14:uncheckedState w14:val="2610" w14:font="MS Gothic"/>
-                </w14:checkbox>
-              </w:sdtPr>
-              <w:sdtContent>
-                <w:r>
-                  <w:rPr>
-                    <w:rFonts w:ascii="Segoe UI Symbol" w:eastAsia="MS Gothic" w:hAnsi="Segoe UI Symbol" w:cs="Segoe UI Symbol"/>
+                  <w14:checked w14:val="1"/>
+                  <w14:checkedState w14:val="2612" w14:font="MS Gothic"/>
+                  <w14:uncheckedState w14:val="2610" w14:font="MS Gothic"/>
+                </w14:checkbox>
+              </w:sdtPr>
+              <w:sdtContent>
+                <w:r>
+                  <w:rPr>
+                    <w:rFonts w:ascii="MS Gothic" w:eastAsia="MS Gothic" w:hAnsi="MS Gothic" w:cs="Times New Roman" w:hint="eastAsia"/>
                     <w:color w:val="000000"/>
                     <w:sz w:val="24"/>
                     <w:szCs w:val="24"/>
                   </w:rPr>
-                  <w:t>☐</w:t>
+                  <w:t>☒</w:t>
                 </w:r>
               </w:sdtContent>
             </w:sdt>
@@ -13766,7 +13726,6 @@
           <w:szCs w:val="32"/>
         </w:rPr>
       </w:pPr>
-      <w:proofErr w:type="gramStart"/>
       <w:r>
         <w:rPr>
           <w:rFonts w:ascii="Arial" w:hAnsi="Arial" w:cs="Arial"/>
@@ -13775,17 +13734,7 @@
           <w:szCs w:val="32"/>
         </w:rPr>
         <w:lastRenderedPageBreak/>
-        <w:t>LOG BOOK</w:t>
-      </w:r>
-      <w:proofErr w:type="gramEnd"/>
-      <w:r>
-        <w:rPr>
-          <w:rFonts w:ascii="Arial" w:hAnsi="Arial" w:cs="Arial"/>
-          <w:b/>
-          <w:sz w:val="32"/>
-          <w:szCs w:val="32"/>
-        </w:rPr>
-        <w:t xml:space="preserve"> ENTRY TEMPLATE</w:t>
+        <w:t>LOG BOOK ENTRY TEMPLATE</w:t>
       </w:r>
     </w:p>
     <w:tbl>
@@ -13847,20 +13796,20 @@
                 </w:rPr>
                 <w:id w:val="2040084978"/>
                 <w14:checkbox>
-                  <w14:checked w14:val="0"/>
-                  <w14:checkedState w14:val="2612" w14:font="MS Gothic"/>
-                  <w14:uncheckedState w14:val="2610" w14:font="MS Gothic"/>
-                </w14:checkbox>
-              </w:sdtPr>
-              <w:sdtContent>
-                <w:r>
-                  <w:rPr>
-                    <w:rFonts w:ascii="Segoe UI Symbol" w:eastAsia="MS Gothic" w:hAnsi="Segoe UI Symbol" w:cs="Segoe UI Symbol"/>
+                  <w14:checked w14:val="1"/>
+                  <w14:checkedState w14:val="2612" w14:font="MS Gothic"/>
+                  <w14:uncheckedState w14:val="2610" w14:font="MS Gothic"/>
+                </w14:checkbox>
+              </w:sdtPr>
+              <w:sdtContent>
+                <w:r>
+                  <w:rPr>
+                    <w:rFonts w:ascii="MS Gothic" w:eastAsia="MS Gothic" w:hAnsi="MS Gothic" w:cs="Times New Roman" w:hint="eastAsia"/>
                     <w:color w:val="000000"/>
                     <w:sz w:val="24"/>
                     <w:szCs w:val="24"/>
                   </w:rPr>
-                  <w:t>☐</w:t>
+                  <w:t>☒</w:t>
                 </w:r>
               </w:sdtContent>
             </w:sdt>
@@ -15618,7 +15567,6 @@
           <w:szCs w:val="32"/>
         </w:rPr>
       </w:pPr>
-      <w:proofErr w:type="gramStart"/>
       <w:r>
         <w:rPr>
           <w:rFonts w:ascii="Arial" w:hAnsi="Arial" w:cs="Arial"/>
@@ -15627,17 +15575,7 @@
           <w:szCs w:val="32"/>
         </w:rPr>
         <w:lastRenderedPageBreak/>
-        <w:t>LOG BOOK</w:t>
-      </w:r>
-      <w:proofErr w:type="gramEnd"/>
-      <w:r>
-        <w:rPr>
-          <w:rFonts w:ascii="Arial" w:hAnsi="Arial" w:cs="Arial"/>
-          <w:b/>
-          <w:sz w:val="32"/>
-          <w:szCs w:val="32"/>
-        </w:rPr>
-        <w:t xml:space="preserve"> ENTRY TEMPLATE</w:t>
+        <w:t>LOG BOOK ENTRY TEMPLATE</w:t>
       </w:r>
     </w:p>
     <w:tbl>
@@ -15699,20 +15637,20 @@
                 </w:rPr>
                 <w:id w:val="1573930298"/>
                 <w14:checkbox>
-                  <w14:checked w14:val="0"/>
-                  <w14:checkedState w14:val="2612" w14:font="MS Gothic"/>
-                  <w14:uncheckedState w14:val="2610" w14:font="MS Gothic"/>
-                </w14:checkbox>
-              </w:sdtPr>
-              <w:sdtContent>
-                <w:r>
-                  <w:rPr>
-                    <w:rFonts w:ascii="Segoe UI Symbol" w:eastAsia="MS Gothic" w:hAnsi="Segoe UI Symbol" w:cs="Segoe UI Symbol"/>
+                  <w14:checked w14:val="1"/>
+                  <w14:checkedState w14:val="2612" w14:font="MS Gothic"/>
+                  <w14:uncheckedState w14:val="2610" w14:font="MS Gothic"/>
+                </w14:checkbox>
+              </w:sdtPr>
+              <w:sdtContent>
+                <w:r>
+                  <w:rPr>
+                    <w:rFonts w:ascii="MS Gothic" w:eastAsia="MS Gothic" w:hAnsi="MS Gothic" w:cs="Times New Roman" w:hint="eastAsia"/>
                     <w:color w:val="000000"/>
                     <w:sz w:val="24"/>
                     <w:szCs w:val="24"/>
                   </w:rPr>
-                  <w:t>☐</w:t>
+                  <w:t>☒</w:t>
                 </w:r>
               </w:sdtContent>
             </w:sdt>
@@ -16949,15 +16887,7 @@
               <w:pStyle w:val="NoSpacing"/>
             </w:pPr>
             <w:r>
-              <w:t xml:space="preserve">Integrated real-time chat system using </w:t>
-            </w:r>
-            <w:proofErr w:type="spellStart"/>
-            <w:r>
-              <w:t>WebSockets</w:t>
-            </w:r>
-            <w:proofErr w:type="spellEnd"/>
-            <w:r>
-              <w:t xml:space="preserve">, enabled builder-client direct </w:t>
+              <w:t xml:space="preserve">Integrated real-time chat system using WebSockets, enabled builder-client direct </w:t>
             </w:r>
           </w:p>
         </w:tc>
@@ -17133,15 +17063,7 @@
               <w:pStyle w:val="NoSpacing"/>
             </w:pPr>
             <w:r>
-              <w:t xml:space="preserve">Suggested stress-testing to ensure system stability </w:t>
-            </w:r>
-            <w:proofErr w:type="gramStart"/>
-            <w:r>
-              <w:t>under load</w:t>
-            </w:r>
-            <w:proofErr w:type="gramEnd"/>
-            <w:r>
-              <w:t>.</w:t>
+              <w:t>Suggested stress-testing to ensure system stability under load.</w:t>
             </w:r>
           </w:p>
         </w:tc>
@@ -17486,7 +17408,6 @@
           <w:szCs w:val="32"/>
         </w:rPr>
       </w:pPr>
-      <w:proofErr w:type="gramStart"/>
       <w:r>
         <w:rPr>
           <w:rFonts w:ascii="Arial" w:hAnsi="Arial" w:cs="Arial"/>
@@ -17495,17 +17416,7 @@
           <w:szCs w:val="32"/>
         </w:rPr>
         <w:lastRenderedPageBreak/>
-        <w:t>LOG BOOK</w:t>
-      </w:r>
-      <w:proofErr w:type="gramEnd"/>
-      <w:r>
-        <w:rPr>
-          <w:rFonts w:ascii="Arial" w:hAnsi="Arial" w:cs="Arial"/>
-          <w:b/>
-          <w:sz w:val="32"/>
-          <w:szCs w:val="32"/>
-        </w:rPr>
-        <w:t xml:space="preserve"> ENTRY TEMPLATE</w:t>
+        <w:t>LOG BOOK ENTRY TEMPLATE</w:t>
       </w:r>
     </w:p>
     <w:tbl>
@@ -17567,20 +17478,20 @@
                 </w:rPr>
                 <w:id w:val="1700285040"/>
                 <w14:checkbox>
-                  <w14:checked w14:val="0"/>
-                  <w14:checkedState w14:val="2612" w14:font="MS Gothic"/>
-                  <w14:uncheckedState w14:val="2610" w14:font="MS Gothic"/>
-                </w14:checkbox>
-              </w:sdtPr>
-              <w:sdtContent>
-                <w:r>
-                  <w:rPr>
-                    <w:rFonts w:ascii="Segoe UI Symbol" w:eastAsia="MS Gothic" w:hAnsi="Segoe UI Symbol" w:cs="Segoe UI Symbol"/>
+                  <w14:checked w14:val="1"/>
+                  <w14:checkedState w14:val="2612" w14:font="MS Gothic"/>
+                  <w14:uncheckedState w14:val="2610" w14:font="MS Gothic"/>
+                </w14:checkbox>
+              </w:sdtPr>
+              <w:sdtContent>
+                <w:r>
+                  <w:rPr>
+                    <w:rFonts w:ascii="MS Gothic" w:eastAsia="MS Gothic" w:hAnsi="MS Gothic" w:cs="Times New Roman" w:hint="eastAsia"/>
                     <w:color w:val="000000"/>
                     <w:sz w:val="24"/>
                     <w:szCs w:val="24"/>
                   </w:rPr>
-                  <w:t>☐</w:t>
+                  <w:t>☒</w:t>
                 </w:r>
               </w:sdtContent>
             </w:sdt>
@@ -18991,15 +18902,7 @@
               <w:pStyle w:val="NoSpacing"/>
             </w:pPr>
             <w:r>
-              <w:t xml:space="preserve">Reviewed test </w:t>
-            </w:r>
-            <w:proofErr w:type="gramStart"/>
-            <w:r>
-              <w:t>results,</w:t>
-            </w:r>
-            <w:proofErr w:type="gramEnd"/>
-            <w:r>
-              <w:t xml:space="preserve"> suggested UI enhancements for smoother user experience.</w:t>
+              <w:t>Reviewed test results, suggested UI enhancements for smoother user experience.</w:t>
             </w:r>
           </w:p>
         </w:tc>
@@ -19344,7 +19247,6 @@
           <w:szCs w:val="32"/>
         </w:rPr>
       </w:pPr>
-      <w:proofErr w:type="gramStart"/>
       <w:r>
         <w:rPr>
           <w:rFonts w:ascii="Arial" w:hAnsi="Arial" w:cs="Arial"/>
@@ -19353,17 +19255,7 @@
           <w:szCs w:val="32"/>
         </w:rPr>
         <w:lastRenderedPageBreak/>
-        <w:t>LOG BOOK</w:t>
-      </w:r>
-      <w:proofErr w:type="gramEnd"/>
-      <w:r>
-        <w:rPr>
-          <w:rFonts w:ascii="Arial" w:hAnsi="Arial" w:cs="Arial"/>
-          <w:b/>
-          <w:sz w:val="32"/>
-          <w:szCs w:val="32"/>
-        </w:rPr>
-        <w:t xml:space="preserve"> ENTRY TEMPLATE</w:t>
+        <w:t>LOG BOOK ENTRY TEMPLATE</w:t>
       </w:r>
     </w:p>
     <w:tbl>
@@ -19425,20 +19317,20 @@
                 </w:rPr>
                 <w:id w:val="-338780979"/>
                 <w14:checkbox>
-                  <w14:checked w14:val="0"/>
-                  <w14:checkedState w14:val="2612" w14:font="MS Gothic"/>
-                  <w14:uncheckedState w14:val="2610" w14:font="MS Gothic"/>
-                </w14:checkbox>
-              </w:sdtPr>
-              <w:sdtContent>
-                <w:r>
-                  <w:rPr>
-                    <w:rFonts w:ascii="Segoe UI Symbol" w:eastAsia="MS Gothic" w:hAnsi="Segoe UI Symbol" w:cs="Segoe UI Symbol"/>
+                  <w14:checked w14:val="1"/>
+                  <w14:checkedState w14:val="2612" w14:font="MS Gothic"/>
+                  <w14:uncheckedState w14:val="2610" w14:font="MS Gothic"/>
+                </w14:checkbox>
+              </w:sdtPr>
+              <w:sdtContent>
+                <w:r>
+                  <w:rPr>
+                    <w:rFonts w:ascii="MS Gothic" w:eastAsia="MS Gothic" w:hAnsi="MS Gothic" w:cs="Times New Roman" w:hint="eastAsia"/>
                     <w:color w:val="000000"/>
                     <w:sz w:val="24"/>
                     <w:szCs w:val="24"/>
                   </w:rPr>
-                  <w:t>☐</w:t>
+                  <w:t>☒</w:t>
                 </w:r>
               </w:sdtContent>
             </w:sdt>
@@ -21199,7 +21091,6 @@
           <w:szCs w:val="32"/>
         </w:rPr>
       </w:pPr>
-      <w:proofErr w:type="gramStart"/>
       <w:r>
         <w:rPr>
           <w:rFonts w:ascii="Arial" w:hAnsi="Arial" w:cs="Arial"/>
@@ -21208,17 +21099,7 @@
           <w:szCs w:val="32"/>
         </w:rPr>
         <w:lastRenderedPageBreak/>
-        <w:t>LOG BOOK</w:t>
-      </w:r>
-      <w:proofErr w:type="gramEnd"/>
-      <w:r>
-        <w:rPr>
-          <w:rFonts w:ascii="Arial" w:hAnsi="Arial" w:cs="Arial"/>
-          <w:b/>
-          <w:sz w:val="32"/>
-          <w:szCs w:val="32"/>
-        </w:rPr>
-        <w:t xml:space="preserve"> ENTRY TEMPLATE</w:t>
+        <w:t>LOG BOOK ENTRY TEMPLATE</w:t>
       </w:r>
     </w:p>
     <w:tbl>
@@ -21280,20 +21161,20 @@
                 </w:rPr>
                 <w:id w:val="-1609044671"/>
                 <w14:checkbox>
-                  <w14:checked w14:val="0"/>
-                  <w14:checkedState w14:val="2612" w14:font="MS Gothic"/>
-                  <w14:uncheckedState w14:val="2610" w14:font="MS Gothic"/>
-                </w14:checkbox>
-              </w:sdtPr>
-              <w:sdtContent>
-                <w:r>
-                  <w:rPr>
-                    <w:rFonts w:ascii="Segoe UI Symbol" w:eastAsia="MS Gothic" w:hAnsi="Segoe UI Symbol" w:cs="Segoe UI Symbol"/>
+                  <w14:checked w14:val="1"/>
+                  <w14:checkedState w14:val="2612" w14:font="MS Gothic"/>
+                  <w14:uncheckedState w14:val="2610" w14:font="MS Gothic"/>
+                </w14:checkbox>
+              </w:sdtPr>
+              <w:sdtContent>
+                <w:r>
+                  <w:rPr>
+                    <w:rFonts w:ascii="MS Gothic" w:eastAsia="MS Gothic" w:hAnsi="MS Gothic" w:cs="Times New Roman" w:hint="eastAsia"/>
                     <w:color w:val="000000"/>
                     <w:sz w:val="24"/>
                     <w:szCs w:val="24"/>
                   </w:rPr>
-                  <w:t>☐</w:t>
+                  <w:t>☒</w:t>
                 </w:r>
               </w:sdtContent>
             </w:sdt>
@@ -22704,15 +22585,7 @@
               <w:pStyle w:val="NoSpacing"/>
             </w:pPr>
             <w:r>
-              <w:t xml:space="preserve">Reviewed documentation </w:t>
-            </w:r>
-            <w:proofErr w:type="gramStart"/>
-            <w:r>
-              <w:t>integration,</w:t>
-            </w:r>
-            <w:proofErr w:type="gramEnd"/>
-            <w:r>
-              <w:t xml:space="preserve"> suggested more extensive accuracy tests.</w:t>
+              <w:t>Reviewed documentation integration, suggested more extensive accuracy tests.</w:t>
             </w:r>
           </w:p>
         </w:tc>
@@ -23057,7 +22930,6 @@
           <w:szCs w:val="32"/>
         </w:rPr>
       </w:pPr>
-      <w:proofErr w:type="gramStart"/>
       <w:r>
         <w:rPr>
           <w:rFonts w:ascii="Arial" w:hAnsi="Arial" w:cs="Arial"/>
@@ -23066,17 +22938,7 @@
           <w:szCs w:val="32"/>
         </w:rPr>
         <w:lastRenderedPageBreak/>
-        <w:t>LOG BOOK</w:t>
-      </w:r>
-      <w:proofErr w:type="gramEnd"/>
-      <w:r>
-        <w:rPr>
-          <w:rFonts w:ascii="Arial" w:hAnsi="Arial" w:cs="Arial"/>
-          <w:b/>
-          <w:sz w:val="32"/>
-          <w:szCs w:val="32"/>
-        </w:rPr>
-        <w:t xml:space="preserve"> ENTRY TEMPLATE</w:t>
+        <w:t>LOG BOOK ENTRY TEMPLATE</w:t>
       </w:r>
     </w:p>
     <w:tbl>
@@ -23138,20 +23000,20 @@
                 </w:rPr>
                 <w:id w:val="240537057"/>
                 <w14:checkbox>
-                  <w14:checked w14:val="0"/>
-                  <w14:checkedState w14:val="2612" w14:font="MS Gothic"/>
-                  <w14:uncheckedState w14:val="2610" w14:font="MS Gothic"/>
-                </w14:checkbox>
-              </w:sdtPr>
-              <w:sdtContent>
-                <w:r>
-                  <w:rPr>
-                    <w:rFonts w:ascii="Segoe UI Symbol" w:eastAsia="MS Gothic" w:hAnsi="Segoe UI Symbol" w:cs="Segoe UI Symbol"/>
+                  <w14:checked w14:val="1"/>
+                  <w14:checkedState w14:val="2612" w14:font="MS Gothic"/>
+                  <w14:uncheckedState w14:val="2610" w14:font="MS Gothic"/>
+                </w14:checkbox>
+              </w:sdtPr>
+              <w:sdtContent>
+                <w:r>
+                  <w:rPr>
+                    <w:rFonts w:ascii="MS Gothic" w:eastAsia="MS Gothic" w:hAnsi="MS Gothic" w:cs="Times New Roman" w:hint="eastAsia"/>
                     <w:color w:val="000000"/>
                     <w:sz w:val="24"/>
                     <w:szCs w:val="24"/>
                   </w:rPr>
-                  <w:t>☐</w:t>
+                  <w:t>☒</w:t>
                 </w:r>
               </w:sdtContent>
             </w:sdt>
@@ -24913,7 +24775,6 @@
           <w:szCs w:val="32"/>
         </w:rPr>
       </w:pPr>
-      <w:proofErr w:type="gramStart"/>
       <w:r>
         <w:rPr>
           <w:rFonts w:ascii="Arial" w:hAnsi="Arial" w:cs="Arial"/>
@@ -24922,17 +24783,7 @@
           <w:szCs w:val="32"/>
         </w:rPr>
         <w:lastRenderedPageBreak/>
-        <w:t>LOG BOOK</w:t>
-      </w:r>
-      <w:proofErr w:type="gramEnd"/>
-      <w:r>
-        <w:rPr>
-          <w:rFonts w:ascii="Arial" w:hAnsi="Arial" w:cs="Arial"/>
-          <w:b/>
-          <w:sz w:val="32"/>
-          <w:szCs w:val="32"/>
-        </w:rPr>
-        <w:t xml:space="preserve"> ENTRY TEMPLATE</w:t>
+        <w:t>LOG BOOK ENTRY TEMPLATE</w:t>
       </w:r>
     </w:p>
     <w:tbl>
@@ -24994,20 +24845,20 @@
                 </w:rPr>
                 <w:id w:val="-1923094939"/>
                 <w14:checkbox>
-                  <w14:checked w14:val="0"/>
-                  <w14:checkedState w14:val="2612" w14:font="MS Gothic"/>
-                  <w14:uncheckedState w14:val="2610" w14:font="MS Gothic"/>
-                </w14:checkbox>
-              </w:sdtPr>
-              <w:sdtContent>
-                <w:r>
-                  <w:rPr>
-                    <w:rFonts w:ascii="Segoe UI Symbol" w:eastAsia="MS Gothic" w:hAnsi="Segoe UI Symbol" w:cs="Segoe UI Symbol"/>
+                  <w14:checked w14:val="1"/>
+                  <w14:checkedState w14:val="2612" w14:font="MS Gothic"/>
+                  <w14:uncheckedState w14:val="2610" w14:font="MS Gothic"/>
+                </w14:checkbox>
+              </w:sdtPr>
+              <w:sdtContent>
+                <w:r>
+                  <w:rPr>
+                    <w:rFonts w:ascii="MS Gothic" w:eastAsia="MS Gothic" w:hAnsi="MS Gothic" w:cs="Times New Roman" w:hint="eastAsia"/>
                     <w:color w:val="000000"/>
                     <w:sz w:val="24"/>
                     <w:szCs w:val="24"/>
                   </w:rPr>
-                  <w:t>☐</w:t>
+                  <w:t>☒</w:t>
                 </w:r>
               </w:sdtContent>
             </w:sdt>
@@ -26244,15 +26095,7 @@
               <w:pStyle w:val="NoSpacing"/>
             </w:pPr>
             <w:r>
-              <w:t xml:space="preserve">Implemented </w:t>
-            </w:r>
-            <w:proofErr w:type="gramStart"/>
-            <w:r>
-              <w:t>initial</w:t>
-            </w:r>
-            <w:proofErr w:type="gramEnd"/>
-            <w:r>
-              <w:t xml:space="preserve"> version of task management dashboards.</w:t>
+              <w:t>Implemented initial version of task management dashboards.</w:t>
             </w:r>
           </w:p>
         </w:tc>
@@ -26426,15 +26269,7 @@
               <w:pStyle w:val="NoSpacing"/>
             </w:pPr>
             <w:r>
-              <w:t xml:space="preserve">Reviewed </w:t>
-            </w:r>
-            <w:proofErr w:type="gramStart"/>
-            <w:r>
-              <w:t>dashboards,</w:t>
-            </w:r>
-            <w:proofErr w:type="gramEnd"/>
-            <w:r>
-              <w:t xml:space="preserve"> suggested UI improvements for better user experience.</w:t>
+              <w:t>Reviewed dashboards, suggested UI improvements for better user experience.</w:t>
             </w:r>
           </w:p>
         </w:tc>
@@ -26779,7 +26614,6 @@
           <w:szCs w:val="32"/>
         </w:rPr>
       </w:pPr>
-      <w:proofErr w:type="gramStart"/>
       <w:r>
         <w:rPr>
           <w:rFonts w:ascii="Arial" w:hAnsi="Arial" w:cs="Arial"/>
@@ -26788,17 +26622,7 @@
           <w:szCs w:val="32"/>
         </w:rPr>
         <w:lastRenderedPageBreak/>
-        <w:t>LOG BOOK</w:t>
-      </w:r>
-      <w:proofErr w:type="gramEnd"/>
-      <w:r>
-        <w:rPr>
-          <w:rFonts w:ascii="Arial" w:hAnsi="Arial" w:cs="Arial"/>
-          <w:b/>
-          <w:sz w:val="32"/>
-          <w:szCs w:val="32"/>
-        </w:rPr>
-        <w:t xml:space="preserve"> ENTRY TEMPLATE</w:t>
+        <w:t>LOG BOOK ENTRY TEMPLATE</w:t>
       </w:r>
     </w:p>
     <w:tbl>
@@ -26860,20 +26684,20 @@
                 </w:rPr>
                 <w:id w:val="-114521858"/>
                 <w14:checkbox>
-                  <w14:checked w14:val="0"/>
-                  <w14:checkedState w14:val="2612" w14:font="MS Gothic"/>
-                  <w14:uncheckedState w14:val="2610" w14:font="MS Gothic"/>
-                </w14:checkbox>
-              </w:sdtPr>
-              <w:sdtContent>
-                <w:r>
-                  <w:rPr>
-                    <w:rFonts w:ascii="Segoe UI Symbol" w:eastAsia="MS Gothic" w:hAnsi="Segoe UI Symbol" w:cs="Segoe UI Symbol"/>
+                  <w14:checked w14:val="1"/>
+                  <w14:checkedState w14:val="2612" w14:font="MS Gothic"/>
+                  <w14:uncheckedState w14:val="2610" w14:font="MS Gothic"/>
+                </w14:checkbox>
+              </w:sdtPr>
+              <w:sdtContent>
+                <w:r>
+                  <w:rPr>
+                    <w:rFonts w:ascii="MS Gothic" w:eastAsia="MS Gothic" w:hAnsi="MS Gothic" w:cs="Times New Roman" w:hint="eastAsia"/>
                     <w:color w:val="000000"/>
                     <w:sz w:val="24"/>
                     <w:szCs w:val="24"/>
                   </w:rPr>
-                  <w:t>☐</w:t>
+                  <w:t>☒</w:t>
                 </w:r>
               </w:sdtContent>
             </w:sdt>
@@ -28629,7 +28453,6 @@
           <w:szCs w:val="32"/>
         </w:rPr>
       </w:pPr>
-      <w:proofErr w:type="gramStart"/>
       <w:r>
         <w:rPr>
           <w:rFonts w:ascii="Arial" w:hAnsi="Arial" w:cs="Arial"/>
@@ -28638,17 +28461,7 @@
           <w:szCs w:val="32"/>
         </w:rPr>
         <w:lastRenderedPageBreak/>
-        <w:t>LOG BOOK</w:t>
-      </w:r>
-      <w:proofErr w:type="gramEnd"/>
-      <w:r>
-        <w:rPr>
-          <w:rFonts w:ascii="Arial" w:hAnsi="Arial" w:cs="Arial"/>
-          <w:b/>
-          <w:sz w:val="32"/>
-          <w:szCs w:val="32"/>
-        </w:rPr>
-        <w:t xml:space="preserve"> ENTRY TEMPLATE</w:t>
+        <w:t>LOG BOOK ENTRY TEMPLATE</w:t>
       </w:r>
     </w:p>
     <w:tbl>
@@ -28745,19 +28558,19 @@
                 </w:rPr>
                 <w:id w:val="-2037728177"/>
                 <w14:checkbox>
-                  <w14:checked w14:val="0"/>
-                  <w14:checkedState w14:val="2612" w14:font="MS Gothic"/>
-                  <w14:uncheckedState w14:val="2610" w14:font="MS Gothic"/>
-                </w14:checkbox>
-              </w:sdtPr>
-              <w:sdtContent>
-                <w:r>
-                  <w:rPr>
-                    <w:rFonts w:ascii="MS Gothic" w:eastAsia="MS Gothic" w:hAnsi="MS Gothic" w:cs="Times New Roman" w:hint="eastAsia"/>
-                    <w:color w:val="000000"/>
-                    <w:szCs w:val="16"/>
-                  </w:rPr>
-                  <w:t>☐</w:t>
+                  <w14:checked w14:val="1"/>
+                  <w14:checkedState w14:val="2612" w14:font="MS Gothic"/>
+                  <w14:uncheckedState w14:val="2610" w14:font="MS Gothic"/>
+                </w14:checkbox>
+              </w:sdtPr>
+              <w:sdtContent>
+                <w:r>
+                  <w:rPr>
+                    <w:rFonts w:ascii="MS Gothic" w:eastAsia="MS Gothic" w:hAnsi="MS Gothic" w:cs="Times New Roman" w:hint="eastAsia"/>
+                    <w:color w:val="000000"/>
+                    <w:szCs w:val="16"/>
+                  </w:rPr>
+                  <w:t>☒</w:t>
                 </w:r>
               </w:sdtContent>
             </w:sdt>
@@ -30479,7 +30292,6 @@
           <w:szCs w:val="32"/>
         </w:rPr>
       </w:pPr>
-      <w:proofErr w:type="gramStart"/>
       <w:r>
         <w:rPr>
           <w:rFonts w:ascii="Arial" w:hAnsi="Arial" w:cs="Arial"/>
@@ -30488,17 +30300,7 @@
           <w:szCs w:val="32"/>
         </w:rPr>
         <w:lastRenderedPageBreak/>
-        <w:t>LOG BOOK</w:t>
-      </w:r>
-      <w:proofErr w:type="gramEnd"/>
-      <w:r>
-        <w:rPr>
-          <w:rFonts w:ascii="Arial" w:hAnsi="Arial" w:cs="Arial"/>
-          <w:b/>
-          <w:sz w:val="32"/>
-          <w:szCs w:val="32"/>
-        </w:rPr>
-        <w:t xml:space="preserve"> ENTRY TEMPLATE</w:t>
+        <w:t>LOG BOOK ENTRY TEMPLATE</w:t>
       </w:r>
     </w:p>
     <w:tbl>
@@ -30595,19 +30397,19 @@
                 </w:rPr>
                 <w:id w:val="-1618677070"/>
                 <w14:checkbox>
-                  <w14:checked w14:val="0"/>
-                  <w14:checkedState w14:val="2612" w14:font="MS Gothic"/>
-                  <w14:uncheckedState w14:val="2610" w14:font="MS Gothic"/>
-                </w14:checkbox>
-              </w:sdtPr>
-              <w:sdtContent>
-                <w:r>
-                  <w:rPr>
-                    <w:rFonts w:ascii="MS Gothic" w:eastAsia="MS Gothic" w:hAnsi="MS Gothic" w:cs="Times New Roman" w:hint="eastAsia"/>
-                    <w:color w:val="000000"/>
-                    <w:szCs w:val="16"/>
-                  </w:rPr>
-                  <w:t>☐</w:t>
+                  <w14:checked w14:val="1"/>
+                  <w14:checkedState w14:val="2612" w14:font="MS Gothic"/>
+                  <w14:uncheckedState w14:val="2610" w14:font="MS Gothic"/>
+                </w14:checkbox>
+              </w:sdtPr>
+              <w:sdtContent>
+                <w:r>
+                  <w:rPr>
+                    <w:rFonts w:ascii="MS Gothic" w:eastAsia="MS Gothic" w:hAnsi="MS Gothic" w:cs="Times New Roman" w:hint="eastAsia"/>
+                    <w:color w:val="000000"/>
+                    <w:szCs w:val="16"/>
+                  </w:rPr>
+                  <w:t>☒</w:t>
                 </w:r>
               </w:sdtContent>
             </w:sdt>
@@ -31984,15 +31786,7 @@
               <w:pStyle w:val="NoSpacing"/>
             </w:pPr>
             <w:r>
-              <w:t xml:space="preserve">Approved refined review </w:t>
-            </w:r>
-            <w:proofErr w:type="gramStart"/>
-            <w:r>
-              <w:t>module,</w:t>
-            </w:r>
-            <w:proofErr w:type="gramEnd"/>
-            <w:r>
-              <w:t xml:space="preserve"> suggested beginning work on company listing features.</w:t>
+              <w:t>Approved refined review module, suggested beginning work on company listing features.</w:t>
             </w:r>
           </w:p>
         </w:tc>
@@ -32337,7 +32131,6 @@
           <w:szCs w:val="32"/>
         </w:rPr>
       </w:pPr>
-      <w:proofErr w:type="gramStart"/>
       <w:r>
         <w:rPr>
           <w:rFonts w:ascii="Arial" w:hAnsi="Arial" w:cs="Arial"/>
@@ -32346,17 +32139,7 @@
           <w:szCs w:val="32"/>
         </w:rPr>
         <w:lastRenderedPageBreak/>
-        <w:t>LOG BOOK</w:t>
-      </w:r>
-      <w:proofErr w:type="gramEnd"/>
-      <w:r>
-        <w:rPr>
-          <w:rFonts w:ascii="Arial" w:hAnsi="Arial" w:cs="Arial"/>
-          <w:b/>
-          <w:sz w:val="32"/>
-          <w:szCs w:val="32"/>
-        </w:rPr>
-        <w:t xml:space="preserve"> ENTRY TEMPLATE</w:t>
+        <w:t>LOG BOOK ENTRY TEMPLATE</w:t>
       </w:r>
     </w:p>
     <w:tbl>
@@ -32453,19 +32236,19 @@
                 </w:rPr>
                 <w:id w:val="1090519273"/>
                 <w14:checkbox>
-                  <w14:checked w14:val="0"/>
-                  <w14:checkedState w14:val="2612" w14:font="MS Gothic"/>
-                  <w14:uncheckedState w14:val="2610" w14:font="MS Gothic"/>
-                </w14:checkbox>
-              </w:sdtPr>
-              <w:sdtContent>
-                <w:r>
-                  <w:rPr>
-                    <w:rFonts w:ascii="MS Gothic" w:eastAsia="MS Gothic" w:hAnsi="MS Gothic" w:cs="Times New Roman" w:hint="eastAsia"/>
-                    <w:color w:val="000000"/>
-                    <w:szCs w:val="16"/>
-                  </w:rPr>
-                  <w:t>☐</w:t>
+                  <w14:checked w14:val="1"/>
+                  <w14:checkedState w14:val="2612" w14:font="MS Gothic"/>
+                  <w14:uncheckedState w14:val="2610" w14:font="MS Gothic"/>
+                </w14:checkbox>
+              </w:sdtPr>
+              <w:sdtContent>
+                <w:r>
+                  <w:rPr>
+                    <w:rFonts w:ascii="MS Gothic" w:eastAsia="MS Gothic" w:hAnsi="MS Gothic" w:cs="Times New Roman" w:hint="eastAsia"/>
+                    <w:color w:val="000000"/>
+                    <w:szCs w:val="16"/>
+                  </w:rPr>
+                  <w:t>☒</w:t>
                 </w:r>
               </w:sdtContent>
             </w:sdt>
@@ -34189,7 +33972,6 @@
           <w:szCs w:val="32"/>
         </w:rPr>
       </w:pPr>
-      <w:proofErr w:type="gramStart"/>
       <w:r>
         <w:rPr>
           <w:rFonts w:ascii="Arial" w:hAnsi="Arial" w:cs="Arial"/>
@@ -34198,17 +33980,7 @@
           <w:szCs w:val="32"/>
         </w:rPr>
         <w:lastRenderedPageBreak/>
-        <w:t>LOG BOOK</w:t>
-      </w:r>
-      <w:proofErr w:type="gramEnd"/>
-      <w:r>
-        <w:rPr>
-          <w:rFonts w:ascii="Arial" w:hAnsi="Arial" w:cs="Arial"/>
-          <w:b/>
-          <w:sz w:val="32"/>
-          <w:szCs w:val="32"/>
-        </w:rPr>
-        <w:t xml:space="preserve"> ENTRY TEMPLATE</w:t>
+        <w:t>LOG BOOK ENTRY TEMPLATE</w:t>
       </w:r>
     </w:p>
     <w:tbl>
@@ -34305,19 +34077,19 @@
                 </w:rPr>
                 <w:id w:val="-1628077011"/>
                 <w14:checkbox>
-                  <w14:checked w14:val="0"/>
-                  <w14:checkedState w14:val="2612" w14:font="MS Gothic"/>
-                  <w14:uncheckedState w14:val="2610" w14:font="MS Gothic"/>
-                </w14:checkbox>
-              </w:sdtPr>
-              <w:sdtContent>
-                <w:r>
-                  <w:rPr>
-                    <w:rFonts w:ascii="MS Gothic" w:eastAsia="MS Gothic" w:hAnsi="MS Gothic" w:cs="Times New Roman" w:hint="eastAsia"/>
-                    <w:color w:val="000000"/>
-                    <w:szCs w:val="16"/>
-                  </w:rPr>
-                  <w:t>☐</w:t>
+                  <w14:checked w14:val="1"/>
+                  <w14:checkedState w14:val="2612" w14:font="MS Gothic"/>
+                  <w14:uncheckedState w14:val="2610" w14:font="MS Gothic"/>
+                </w14:checkbox>
+              </w:sdtPr>
+              <w:sdtContent>
+                <w:r>
+                  <w:rPr>
+                    <w:rFonts w:ascii="MS Gothic" w:eastAsia="MS Gothic" w:hAnsi="MS Gothic" w:cs="Times New Roman" w:hint="eastAsia"/>
+                    <w:color w:val="000000"/>
+                    <w:szCs w:val="16"/>
+                  </w:rPr>
+                  <w:t>☒</w:t>
                 </w:r>
               </w:sdtContent>
             </w:sdt>
@@ -36039,7 +35811,6 @@
           <w:szCs w:val="32"/>
         </w:rPr>
       </w:pPr>
-      <w:proofErr w:type="gramStart"/>
       <w:r>
         <w:rPr>
           <w:rFonts w:ascii="Arial" w:hAnsi="Arial" w:cs="Arial"/>
@@ -36048,17 +35819,7 @@
           <w:szCs w:val="32"/>
         </w:rPr>
         <w:lastRenderedPageBreak/>
-        <w:t>LOG BOOK</w:t>
-      </w:r>
-      <w:proofErr w:type="gramEnd"/>
-      <w:r>
-        <w:rPr>
-          <w:rFonts w:ascii="Arial" w:hAnsi="Arial" w:cs="Arial"/>
-          <w:b/>
-          <w:sz w:val="32"/>
-          <w:szCs w:val="32"/>
-        </w:rPr>
-        <w:t xml:space="preserve"> ENTRY TEMPLATE</w:t>
+        <w:t>LOG BOOK ENTRY TEMPLATE</w:t>
       </w:r>
     </w:p>
     <w:tbl>
@@ -36155,19 +35916,19 @@
                 </w:rPr>
                 <w:id w:val="-1010911981"/>
                 <w14:checkbox>
-                  <w14:checked w14:val="0"/>
-                  <w14:checkedState w14:val="2612" w14:font="MS Gothic"/>
-                  <w14:uncheckedState w14:val="2610" w14:font="MS Gothic"/>
-                </w14:checkbox>
-              </w:sdtPr>
-              <w:sdtContent>
-                <w:r>
-                  <w:rPr>
-                    <w:rFonts w:ascii="MS Gothic" w:eastAsia="MS Gothic" w:hAnsi="MS Gothic" w:cs="Times New Roman" w:hint="eastAsia"/>
-                    <w:color w:val="000000"/>
-                    <w:szCs w:val="16"/>
-                  </w:rPr>
-                  <w:t>☐</w:t>
+                  <w14:checked w14:val="1"/>
+                  <w14:checkedState w14:val="2612" w14:font="MS Gothic"/>
+                  <w14:uncheckedState w14:val="2610" w14:font="MS Gothic"/>
+                </w14:checkbox>
+              </w:sdtPr>
+              <w:sdtContent>
+                <w:r>
+                  <w:rPr>
+                    <w:rFonts w:ascii="MS Gothic" w:eastAsia="MS Gothic" w:hAnsi="MS Gothic" w:cs="Times New Roman" w:hint="eastAsia"/>
+                    <w:color w:val="000000"/>
+                    <w:szCs w:val="16"/>
+                  </w:rPr>
+                  <w:t>☒</w:t>
                 </w:r>
               </w:sdtContent>
             </w:sdt>
@@ -37900,7 +37661,6 @@
           <w:szCs w:val="32"/>
         </w:rPr>
       </w:pPr>
-      <w:proofErr w:type="gramStart"/>
       <w:r>
         <w:rPr>
           <w:rFonts w:ascii="Arial" w:hAnsi="Arial" w:cs="Arial"/>
@@ -37908,17 +37668,7 @@
           <w:sz w:val="32"/>
           <w:szCs w:val="32"/>
         </w:rPr>
-        <w:t>LOG BOOK</w:t>
-      </w:r>
-      <w:proofErr w:type="gramEnd"/>
-      <w:r>
-        <w:rPr>
-          <w:rFonts w:ascii="Arial" w:hAnsi="Arial" w:cs="Arial"/>
-          <w:b/>
-          <w:sz w:val="32"/>
-          <w:szCs w:val="32"/>
-        </w:rPr>
-        <w:t xml:space="preserve"> ENTRY TEMPLATE</w:t>
+        <w:t>LOG BOOK ENTRY TEMPLATE</w:t>
       </w:r>
     </w:p>
     <w:tbl>
@@ -38015,19 +37765,19 @@
                 </w:rPr>
                 <w:id w:val="-1586840412"/>
                 <w14:checkbox>
-                  <w14:checked w14:val="0"/>
-                  <w14:checkedState w14:val="2612" w14:font="MS Gothic"/>
-                  <w14:uncheckedState w14:val="2610" w14:font="MS Gothic"/>
-                </w14:checkbox>
-              </w:sdtPr>
-              <w:sdtContent>
-                <w:r>
-                  <w:rPr>
-                    <w:rFonts w:ascii="MS Gothic" w:eastAsia="MS Gothic" w:hAnsi="MS Gothic" w:cs="Times New Roman" w:hint="eastAsia"/>
-                    <w:color w:val="000000"/>
-                    <w:szCs w:val="16"/>
-                  </w:rPr>
-                  <w:t>☐</w:t>
+                  <w14:checked w14:val="1"/>
+                  <w14:checkedState w14:val="2612" w14:font="MS Gothic"/>
+                  <w14:uncheckedState w14:val="2610" w14:font="MS Gothic"/>
+                </w14:checkbox>
+              </w:sdtPr>
+              <w:sdtContent>
+                <w:r>
+                  <w:rPr>
+                    <w:rFonts w:ascii="MS Gothic" w:eastAsia="MS Gothic" w:hAnsi="MS Gothic" w:cs="Times New Roman" w:hint="eastAsia"/>
+                    <w:color w:val="000000"/>
+                    <w:szCs w:val="16"/>
+                  </w:rPr>
+                  <w:t>☒</w:t>
                 </w:r>
               </w:sdtContent>
             </w:sdt>
@@ -39749,7 +39499,6 @@
           <w:szCs w:val="32"/>
         </w:rPr>
       </w:pPr>
-      <w:proofErr w:type="gramStart"/>
       <w:r>
         <w:rPr>
           <w:rFonts w:ascii="Arial" w:hAnsi="Arial" w:cs="Arial"/>
@@ -39757,17 +39506,7 @@
           <w:sz w:val="32"/>
           <w:szCs w:val="32"/>
         </w:rPr>
-        <w:t>LOG BOOK</w:t>
-      </w:r>
-      <w:proofErr w:type="gramEnd"/>
-      <w:r>
-        <w:rPr>
-          <w:rFonts w:ascii="Arial" w:hAnsi="Arial" w:cs="Arial"/>
-          <w:b/>
-          <w:sz w:val="32"/>
-          <w:szCs w:val="32"/>
-        </w:rPr>
-        <w:t xml:space="preserve"> ENTRY TEMPLATE</w:t>
+        <w:t>LOG BOOK ENTRY TEMPLATE</w:t>
       </w:r>
     </w:p>
     <w:tbl>
@@ -39864,19 +39603,19 @@
                 </w:rPr>
                 <w:id w:val="1843510091"/>
                 <w14:checkbox>
-                  <w14:checked w14:val="0"/>
-                  <w14:checkedState w14:val="2612" w14:font="MS Gothic"/>
-                  <w14:uncheckedState w14:val="2610" w14:font="MS Gothic"/>
-                </w14:checkbox>
-              </w:sdtPr>
-              <w:sdtContent>
-                <w:r>
-                  <w:rPr>
-                    <w:rFonts w:ascii="MS Gothic" w:eastAsia="MS Gothic" w:hAnsi="MS Gothic" w:cs="Times New Roman" w:hint="eastAsia"/>
-                    <w:color w:val="000000"/>
-                    <w:szCs w:val="16"/>
-                  </w:rPr>
-                  <w:t>☐</w:t>
+                  <w14:checked w14:val="1"/>
+                  <w14:checkedState w14:val="2612" w14:font="MS Gothic"/>
+                  <w14:uncheckedState w14:val="2610" w14:font="MS Gothic"/>
+                </w14:checkbox>
+              </w:sdtPr>
+              <w:sdtContent>
+                <w:r>
+                  <w:rPr>
+                    <w:rFonts w:ascii="MS Gothic" w:eastAsia="MS Gothic" w:hAnsi="MS Gothic" w:cs="Times New Roman" w:hint="eastAsia"/>
+                    <w:color w:val="000000"/>
+                    <w:szCs w:val="16"/>
+                  </w:rPr>
+                  <w:t>☒</w:t>
                 </w:r>
               </w:sdtContent>
             </w:sdt>
@@ -41592,7 +41331,6 @@
           <w:szCs w:val="32"/>
         </w:rPr>
       </w:pPr>
-      <w:proofErr w:type="gramStart"/>
       <w:r>
         <w:rPr>
           <w:rFonts w:ascii="Arial" w:hAnsi="Arial" w:cs="Arial"/>
@@ -41601,17 +41339,7 @@
           <w:szCs w:val="32"/>
         </w:rPr>
         <w:lastRenderedPageBreak/>
-        <w:t>LOG BOOK</w:t>
-      </w:r>
-      <w:proofErr w:type="gramEnd"/>
-      <w:r>
-        <w:rPr>
-          <w:rFonts w:ascii="Arial" w:hAnsi="Arial" w:cs="Arial"/>
-          <w:b/>
-          <w:sz w:val="32"/>
-          <w:szCs w:val="32"/>
-        </w:rPr>
-        <w:t xml:space="preserve"> ENTRY TEMPLATE</w:t>
+        <w:t>LOG BOOK ENTRY TEMPLATE</w:t>
       </w:r>
     </w:p>
     <w:tbl>
@@ -41708,19 +41436,19 @@
                 </w:rPr>
                 <w:id w:val="2077247178"/>
                 <w14:checkbox>
-                  <w14:checked w14:val="0"/>
-                  <w14:checkedState w14:val="2612" w14:font="MS Gothic"/>
-                  <w14:uncheckedState w14:val="2610" w14:font="MS Gothic"/>
-                </w14:checkbox>
-              </w:sdtPr>
-              <w:sdtContent>
-                <w:r>
-                  <w:rPr>
-                    <w:rFonts w:ascii="MS Gothic" w:eastAsia="MS Gothic" w:hAnsi="MS Gothic" w:cs="Times New Roman" w:hint="eastAsia"/>
-                    <w:color w:val="000000"/>
-                    <w:szCs w:val="16"/>
-                  </w:rPr>
-                  <w:t>☐</w:t>
+                  <w14:checked w14:val="1"/>
+                  <w14:checkedState w14:val="2612" w14:font="MS Gothic"/>
+                  <w14:uncheckedState w14:val="2610" w14:font="MS Gothic"/>
+                </w14:checkbox>
+              </w:sdtPr>
+              <w:sdtContent>
+                <w:r>
+                  <w:rPr>
+                    <w:rFonts w:ascii="MS Gothic" w:eastAsia="MS Gothic" w:hAnsi="MS Gothic" w:cs="Times New Roman" w:hint="eastAsia"/>
+                    <w:color w:val="000000"/>
+                    <w:szCs w:val="16"/>
+                  </w:rPr>
+                  <w:t>☒</w:t>
                 </w:r>
               </w:sdtContent>
             </w:sdt>
@@ -43442,7 +43170,6 @@
           <w:szCs w:val="32"/>
         </w:rPr>
       </w:pPr>
-      <w:proofErr w:type="gramStart"/>
       <w:r>
         <w:rPr>
           <w:rFonts w:ascii="Arial" w:hAnsi="Arial" w:cs="Arial"/>
@@ -43451,17 +43178,7 @@
           <w:szCs w:val="32"/>
         </w:rPr>
         <w:lastRenderedPageBreak/>
-        <w:t>LOG BOOK</w:t>
-      </w:r>
-      <w:proofErr w:type="gramEnd"/>
-      <w:r>
-        <w:rPr>
-          <w:rFonts w:ascii="Arial" w:hAnsi="Arial" w:cs="Arial"/>
-          <w:b/>
-          <w:sz w:val="32"/>
-          <w:szCs w:val="32"/>
-        </w:rPr>
-        <w:t xml:space="preserve"> ENTRY TEMPLATE</w:t>
+        <w:t>LOG BOOK ENTRY TEMPLATE</w:t>
       </w:r>
     </w:p>
     <w:tbl>
@@ -43558,19 +43275,19 @@
                 </w:rPr>
                 <w:id w:val="-1367206563"/>
                 <w14:checkbox>
-                  <w14:checked w14:val="0"/>
-                  <w14:checkedState w14:val="2612" w14:font="MS Gothic"/>
-                  <w14:uncheckedState w14:val="2610" w14:font="MS Gothic"/>
-                </w14:checkbox>
-              </w:sdtPr>
-              <w:sdtContent>
-                <w:r>
-                  <w:rPr>
-                    <w:rFonts w:ascii="MS Gothic" w:eastAsia="MS Gothic" w:hAnsi="MS Gothic" w:cs="Times New Roman" w:hint="eastAsia"/>
-                    <w:color w:val="000000"/>
-                    <w:szCs w:val="16"/>
-                  </w:rPr>
-                  <w:t>☐</w:t>
+                  <w14:checked w14:val="1"/>
+                  <w14:checkedState w14:val="2612" w14:font="MS Gothic"/>
+                  <w14:uncheckedState w14:val="2610" w14:font="MS Gothic"/>
+                </w14:checkbox>
+              </w:sdtPr>
+              <w:sdtContent>
+                <w:r>
+                  <w:rPr>
+                    <w:rFonts w:ascii="MS Gothic" w:eastAsia="MS Gothic" w:hAnsi="MS Gothic" w:cs="Times New Roman" w:hint="eastAsia"/>
+                    <w:color w:val="000000"/>
+                    <w:szCs w:val="16"/>
+                  </w:rPr>
+                  <w:t>☒</w:t>
                 </w:r>
               </w:sdtContent>
             </w:sdt>
@@ -44773,15 +44490,7 @@
               <w:pStyle w:val="NoSpacing"/>
             </w:pPr>
             <w:r>
-              <w:t xml:space="preserve">Prepared </w:t>
-            </w:r>
-            <w:proofErr w:type="gramStart"/>
-            <w:r>
-              <w:t>final</w:t>
-            </w:r>
-            <w:proofErr w:type="gramEnd"/>
-            <w:r>
-              <w:t xml:space="preserve"> presentation, reviewed all documentation, finalized project.</w:t>
+              <w:t>Prepared final presentation, reviewed all documentation, finalized project.</w:t>
             </w:r>
           </w:p>
         </w:tc>
@@ -45270,12 +44979,6 @@
       <w:r>
         <w:t>Supervisor Signatures</w:t>
       </w:r>
-    </w:p>
-    <w:p>
-      <w:pPr>
-        <w:pStyle w:val="NoSpacing"/>
-        <w:jc w:val="center"/>
-      </w:pPr>
     </w:p>
     <w:p>
       <w:pPr>
@@ -46433,6 +46136,7 @@
   <w:style w:type="character" w:default="1" w:styleId="DefaultParagraphFont">
     <w:name w:val="Default Paragraph Font"/>
     <w:uiPriority w:val="1"/>
+    <w:semiHidden/>
     <w:unhideWhenUsed/>
   </w:style>
   <w:style w:type="table" w:default="1" w:styleId="TableNormal">
